--- a/print/a4/spray-bottle--spray-boat-race.docx
+++ b/print/a4/spray-bottle--spray-boat-race.docx
@@ -2,7 +2,7 @@
 <file path=word/document.xml><?xml version="1.0" encoding="utf-8"?>
 <w:document xmlns:w="http://schemas.openxmlformats.org/wordprocessingml/2006/main" xmlns:m="http://schemas.openxmlformats.org/officeDocument/2006/math" xmlns:r="http://schemas.openxmlformats.org/officeDocument/2006/relationships" xmlns:o="urn:schemas-microsoft-com:office:office" xmlns:v="urn:schemas-microsoft-com:vml" xmlns:w10="urn:schemas-microsoft-com:office:word" xmlns:a="http://schemas.openxmlformats.org/drawingml/2006/main" xmlns:pic="http://schemas.openxmlformats.org/drawingml/2006/picture" xmlns:wp="http://schemas.openxmlformats.org/drawingml/2006/wordprocessingDrawing">
   <w:body>
-    <w:bookmarkStart w:id="36" w:name="X98353d9bb0bb0ae482983710fe755c204113845"/>
+    <w:bookmarkStart w:id="39" w:name="X98353d9bb0bb0ae482983710fe755c204113845"/>
     <w:p>
       <w:pPr>
         <w:pStyle w:val="Heading1"/>
@@ -15,56 +15,18 @@
       <w:pPr>
         <w:pStyle w:val="FirstParagraph"/>
       </w:pPr>
-      <w:r>
-        <w:t xml:space="preserve">⏱️</w:t>
-      </w:r>
-      <w:r>
-        <w:t xml:space="preserve"> </w:t>
-      </w:r>
       <w:r>
         <w:rPr>
           <w:bCs/>
           <w:b/>
         </w:rPr>
-        <w:t xml:space="preserve">15 min</w:t>
-      </w:r>
-      <w:r>
-        <w:t xml:space="preserve"> </w:t>
-      </w:r>
-      <w:r>
-        <w:t xml:space="preserve">· 🧽 Cleanup</w:t>
-      </w:r>
-      <w:r>
-        <w:t xml:space="preserve"> </w:t>
-      </w:r>
-      <w:r>
-        <w:rPr>
-          <w:bCs/>
-          <w:b/>
-        </w:rPr>
-        <w:t xml:space="preserve">$$</w:t>
-      </w:r>
-      <w:r>
-        <w:t xml:space="preserve"> </w:t>
-      </w:r>
-      <w:r>
-        <w:t xml:space="preserve">(Some mess: towels + 10 min 🧽) · 👧 Ages</w:t>
-      </w:r>
-      <w:r>
-        <w:t xml:space="preserve"> </w:t>
-      </w:r>
-      <w:r>
-        <w:rPr>
-          <w:bCs/>
-          <w:b/>
-        </w:rPr>
-        <w:t xml:space="preserve">4+</w:t>
-      </w:r>
-      <w:r>
-        <w:t xml:space="preserve"> </w:t>
-      </w:r>
-      <w:r>
-        <w:t xml:space="preserve">· 🛁 Tub, table or yard</w:t>
+        <w:t xml:space="preserve">⏳ Medium · 30 min</w:t>
+      </w:r>
+      <w:r>
+        <w:t xml:space="preserve"> </w:t>
+      </w:r>
+      <w:r>
+        <w:t xml:space="preserve">· 🧽 Medium cleanup ($$) · 🔊 Not as quiet · 🏠🌳 In or out · 👤👥 Solo or group · 🎂 Ages 6–11+</w:t>
       </w:r>
     </w:p>
     <w:p>
@@ -158,7 +120,7 @@
         <w:pStyle w:val="Compact"/>
       </w:pPr>
       <w:r>
-        <w:t xml:space="preserve">☐ 🪙 Pennies (for Level Up)</w:t>
+        <w:t xml:space="preserve">☐ 🪙 Pennies (Age 10 challenge)</w:t>
       </w:r>
     </w:p>
     <w:p>
@@ -330,22 +292,13 @@
     </w:p>
     <w:bookmarkEnd w:id="25"/>
     <w:bookmarkEnd w:id="26"/>
-    <w:bookmarkStart w:id="30" w:name="X90575d67fe14a03ef1898ae2a832688b148a116"/>
+    <w:bookmarkStart w:id="33" w:name="X67012d8413f3110ab14b8e2014e44e49739ed72"/>
     <w:p>
       <w:pPr>
         <w:pStyle w:val="Heading2"/>
       </w:pPr>
       <w:r>
-        <w:t xml:space="preserve">🌟 Level Up</w:t>
-      </w:r>
-    </w:p>
-    <w:bookmarkStart w:id="27" w:name="X7ac29abf67c27e4f28e3ba90c5f047b9d2e7a21"/>
-    <w:p>
-      <w:pPr>
-        <w:pStyle w:val="Heading3"/>
-      </w:pPr>
-      <w:r>
-        <w:t xml:space="preserve">🥉 Easy</w:t>
+        <w:t xml:space="preserve">🎚️ By Age</w:t>
       </w:r>
     </w:p>
     <w:p>
@@ -353,29 +306,93 @@
         <w:pStyle w:val="FirstParagraph"/>
       </w:pPr>
       <w:r>
-        <w:t xml:space="preserve">Just push your boat around. Can you make it spin? 🌀</w:t>
-      </w:r>
-    </w:p>
-    <w:bookmarkEnd w:id="27"/>
-    <w:bookmarkStart w:id="28" w:name="Xf43672ad423d0282496fbf467992b0f330b443a"/>
-    <w:p>
-      <w:pPr>
-        <w:pStyle w:val="Heading3"/>
-      </w:pPr>
-      <w:r>
-        <w:t xml:space="preserve">🥈 Medium</w:t>
-      </w:r>
-    </w:p>
-    <w:p>
-      <w:pPr>
-        <w:pStyle w:val="FirstParagraph"/>
-      </w:pPr>
+        <w:t xml:space="preserve">🎂 Pick the age. Every age can do the main steps — this is the</w:t>
+      </w:r>
+      <w:r>
+        <w:t xml:space="preserve"> </w:t>
+      </w:r>
       <w:r>
         <w:rPr>
           <w:bCs/>
           <w:b/>
         </w:rPr>
-        <w:t xml:space="preserve">Slalom!</w:t>
+        <w:t xml:space="preserve">extra challenge</w:t>
+      </w:r>
+      <w:r>
+        <w:t xml:space="preserve">.</w:t>
+      </w:r>
+    </w:p>
+    <w:bookmarkStart w:id="27" w:name="Xd9a988c13166dcb49a5852075871601ad97e5df"/>
+    <w:p>
+      <w:pPr>
+        <w:pStyle w:val="Heading3"/>
+      </w:pPr>
+      <w:r>
+        <w:t xml:space="preserve">6️⃣ Age 6</w:t>
+      </w:r>
+    </w:p>
+    <w:p>
+      <w:pPr>
+        <w:pStyle w:val="FirstParagraph"/>
+      </w:pPr>
+      <w:r>
+        <w:t xml:space="preserve">Push your boat around. Make it spin! 🌀 Race a grown-up.</w:t>
+      </w:r>
+    </w:p>
+    <w:bookmarkEnd w:id="27"/>
+    <w:bookmarkStart w:id="28" w:name="X1dad34a091d90dc09f1f3b2f85b389fb95004f6"/>
+    <w:p>
+      <w:pPr>
+        <w:pStyle w:val="Heading3"/>
+      </w:pPr>
+      <w:r>
+        <w:t xml:space="preserve">7️⃣ Age 7</w:t>
+      </w:r>
+    </w:p>
+    <w:p>
+      <w:pPr>
+        <w:pStyle w:val="FirstParagraph"/>
+      </w:pPr>
+      <w:r>
+        <w:rPr>
+          <w:bCs/>
+          <w:b/>
+        </w:rPr>
+        <w:t xml:space="preserve">Beat your time</w:t>
+      </w:r>
+      <w:r>
+        <w:t xml:space="preserve"> </w:t>
+      </w:r>
+      <w:r>
+        <w:t xml:space="preserve">⏱️</w:t>
+      </w:r>
+      <w:r>
+        <w:br/>
+      </w:r>
+      <w:r>
+        <w:t xml:space="preserve">Race with a timer. Can you beat your best time 3 times in a row?</w:t>
+      </w:r>
+    </w:p>
+    <w:bookmarkEnd w:id="28"/>
+    <w:bookmarkStart w:id="29" w:name="X97592b81667438caff4f0ed360af5aa72e3327e"/>
+    <w:p>
+      <w:pPr>
+        <w:pStyle w:val="Heading3"/>
+      </w:pPr>
+      <w:r>
+        <w:t xml:space="preserve">8️⃣ Age 8</w:t>
+      </w:r>
+    </w:p>
+    <w:p>
+      <w:pPr>
+        <w:pStyle w:val="FirstParagraph"/>
+      </w:pPr>
+      <w:r>
+        <w:rPr>
+          <w:bCs/>
+          <w:b/>
+        </w:rPr>
+        <w:t xml:space="preserve">Slalom</w:t>
       </w:r>
       <w:r>
         <w:t xml:space="preserve"> </w:t>
@@ -387,17 +404,17 @@
         <w:br/>
       </w:r>
       <w:r>
-        <w:t xml:space="preserve">Put 3 cups or blocks in the water. Steer around them.</w:t>
-      </w:r>
-    </w:p>
-    <w:bookmarkEnd w:id="28"/>
-    <w:bookmarkStart w:id="29" w:name="X62a67ac50e3cebf2d23861cbcb09541e5aea6e9"/>
+        <w:t xml:space="preserve">Put 3 cups or blocks in the water. Steer around them. Time it.</w:t>
+      </w:r>
+    </w:p>
+    <w:bookmarkEnd w:id="29"/>
+    <w:bookmarkStart w:id="30" w:name="X708f460606dd1a76d0749f0618bc9d68251a2b7"/>
     <w:p>
       <w:pPr>
         <w:pStyle w:val="Heading3"/>
       </w:pPr>
       <w:r>
-        <w:t xml:space="preserve">🥇 Hard</w:t>
+        <w:t xml:space="preserve">9️⃣ Age 9</w:t>
       </w:r>
     </w:p>
     <w:p>
@@ -421,7 +438,177 @@
         <w:br/>
       </w:r>
       <w:r>
-        <w:t xml:space="preserve">Build 3 different boats:</w:t>
+        <w:t xml:space="preserve">Build 3 boats: 🟫 flat raft, ⛵ paper sail, 🔺 pointy front.</w:t>
+      </w:r>
+      <w:r>
+        <w:br/>
+      </w:r>
+      <w:r>
+        <w:t xml:space="preserve">Time each one. Fill in the Boat Lab table. Which is fastest?</w:t>
+      </w:r>
+    </w:p>
+    <w:bookmarkEnd w:id="30"/>
+    <w:bookmarkStart w:id="31" w:name="X8171c026b6d3b019e037d636deb1627bab2ad11"/>
+    <w:p>
+      <w:pPr>
+        <w:pStyle w:val="Heading3"/>
+      </w:pPr>
+      <w:r>
+        <w:t xml:space="preserve">🔟 Age 10</w:t>
+      </w:r>
+    </w:p>
+    <w:p>
+      <w:pPr>
+        <w:pStyle w:val="FirstParagraph"/>
+      </w:pPr>
+      <w:r>
+        <w:rPr>
+          <w:bCs/>
+          <w:b/>
+        </w:rPr>
+        <w:t xml:space="preserve">Cargo challenge</w:t>
+      </w:r>
+      <w:r>
+        <w:t xml:space="preserve"> </w:t>
+      </w:r>
+      <w:r>
+        <w:t xml:space="preserve">🪙</w:t>
+      </w:r>
+      <w:r>
+        <w:br/>
+      </w:r>
+      <w:r>
+        <w:t xml:space="preserve">How many pennies before it sinks?</w:t>
+      </w:r>
+      <w:r>
+        <w:br/>
+      </w:r>
+      <w:r>
+        <w:t xml:space="preserve">Pennies</w:t>
+      </w:r>
+      <w:r>
+        <w:t xml:space="preserve"> </w:t>
+      </w:r>
+      <w:r>
+        <w:rPr>
+          <w:bCs/>
+          <w:b/>
+        </w:rPr>
+        <w:t xml:space="preserve">spread out</w:t>
+      </w:r>
+      <w:r>
+        <w:t xml:space="preserve"> </w:t>
+      </w:r>
+      <w:r>
+        <w:t xml:space="preserve">vs</w:t>
+      </w:r>
+      <w:r>
+        <w:t xml:space="preserve"> </w:t>
+      </w:r>
+      <w:r>
+        <w:rPr>
+          <w:bCs/>
+          <w:b/>
+        </w:rPr>
+        <w:t xml:space="preserve">piled in the middle</w:t>
+      </w:r>
+      <w:r>
+        <w:t xml:space="preserve"> </w:t>
+      </w:r>
+      <w:r>
+        <w:t xml:space="preserve">— which holds more?</w:t>
+      </w:r>
+      <w:r>
+        <w:br/>
+      </w:r>
+      <w:r>
+        <w:t xml:space="preserve">Redesign and beat your record.</w:t>
+      </w:r>
+    </w:p>
+    <w:bookmarkEnd w:id="31"/>
+    <w:bookmarkStart w:id="32" w:name="X02bfb3385b20ae9fc9ed6803eef42fea02d2b46"/>
+    <w:p>
+      <w:pPr>
+        <w:pStyle w:val="Heading3"/>
+      </w:pPr>
+      <w:r>
+        <w:t xml:space="preserve">🚀 Age 11+</w:t>
+      </w:r>
+    </w:p>
+    <w:p>
+      <w:pPr>
+        <w:pStyle w:val="FirstParagraph"/>
+      </w:pPr>
+      <w:r>
+        <w:rPr>
+          <w:bCs/>
+          <w:b/>
+        </w:rPr>
+        <w:t xml:space="preserve">Fair test + averages</w:t>
+      </w:r>
+      <w:r>
+        <w:t xml:space="preserve"> </w:t>
+      </w:r>
+      <w:r>
+        <w:t xml:space="preserve">📊</w:t>
+      </w:r>
+      <w:r>
+        <w:br/>
+      </w:r>
+      <w:r>
+        <w:t xml:space="preserve">Use the</w:t>
+      </w:r>
+      <w:r>
+        <w:t xml:space="preserve"> </w:t>
+      </w:r>
+      <w:r>
+        <w:rPr>
+          <w:bCs/>
+          <w:b/>
+        </w:rPr>
+        <w:t xml:space="preserve">same size</w:t>
+      </w:r>
+      <w:r>
+        <w:t xml:space="preserve"> </w:t>
+      </w:r>
+      <w:r>
+        <w:t xml:space="preserve">foil square for every boat — only the shape changes.</w:t>
+      </w:r>
+      <w:r>
+        <w:br/>
+      </w:r>
+      <w:r>
+        <w:t xml:space="preserve">Run each boat</w:t>
+      </w:r>
+      <w:r>
+        <w:t xml:space="preserve"> </w:t>
+      </w:r>
+      <w:r>
+        <w:rPr>
+          <w:bCs/>
+          <w:b/>
+        </w:rPr>
+        <w:t xml:space="preserve">3 times</w:t>
+      </w:r>
+      <w:r>
+        <w:t xml:space="preserve">. Find the average time.</w:t>
+      </w:r>
+      <w:r>
+        <w:br/>
+      </w:r>
+      <w:r>
+        <w:t xml:space="preserve">Why is an average better than one try? Graph your results.</w:t>
+      </w:r>
+    </w:p>
+    <w:bookmarkEnd w:id="32"/>
+    <w:bookmarkEnd w:id="33"/>
+    <w:bookmarkStart w:id="34" w:name="X9cc3fda027b658f876f44d44ddc22905faccd4e"/>
+    <w:p>
+      <w:pPr>
+        <w:pStyle w:val="Heading2"/>
+      </w:pPr>
+      <w:r>
+        <w:t xml:space="preserve">🧠 Why It Works</w:t>
       </w:r>
     </w:p>
     <w:p>
@@ -433,7 +620,23 @@
         <w:pStyle w:val="Compact"/>
       </w:pPr>
       <w:r>
-        <w:t xml:space="preserve">🟫 Flat raft</w:t>
+        <w:t xml:space="preserve">💨 The water squirt</w:t>
+      </w:r>
+      <w:r>
+        <w:t xml:space="preserve"> </w:t>
+      </w:r>
+      <w:r>
+        <w:rPr>
+          <w:bCs/>
+          <w:b/>
+        </w:rPr>
+        <w:t xml:space="preserve">pushes</w:t>
+      </w:r>
+      <w:r>
+        <w:t xml:space="preserve"> </w:t>
+      </w:r>
+      <w:r>
+        <w:t xml:space="preserve">the boat. Push one way → boat goes the other.</w:t>
       </w:r>
     </w:p>
     <w:p>
@@ -445,7 +648,7 @@
         <w:pStyle w:val="Compact"/>
       </w:pPr>
       <w:r>
-        <w:t xml:space="preserve">⛵ Boat with a paper sail</w:t>
+        <w:t xml:space="preserve">⛵ A sail is a bigger target, so it catches more push.</w:t>
       </w:r>
     </w:p>
     <w:p>
@@ -457,39 +660,29 @@
         <w:pStyle w:val="Compact"/>
       </w:pPr>
       <w:r>
-        <w:t xml:space="preserve">🔺 Boat with a pointy front</w:t>
-      </w:r>
-    </w:p>
-    <w:p>
-      <w:pPr>
-        <w:pStyle w:val="FirstParagraph"/>
-      </w:pPr>
-      <w:r>
-        <w:t xml:space="preserve">Which is</w:t>
-      </w:r>
-      <w:r>
-        <w:t xml:space="preserve"> </w:t>
-      </w:r>
-      <w:r>
-        <w:rPr>
-          <w:bCs/>
-          <w:b/>
-        </w:rPr>
-        <w:t xml:space="preserve">fastest</w:t>
-      </w:r>
-      <w:r>
-        <w:t xml:space="preserve">? Which holds the most 🪙 pennies before it sinks?</w:t>
-      </w:r>
-    </w:p>
-    <w:bookmarkEnd w:id="29"/>
-    <w:bookmarkEnd w:id="30"/>
-    <w:bookmarkStart w:id="31" w:name="X9cc3fda027b658f876f44d44ddc22905faccd4e"/>
+        <w:t xml:space="preserve">🔺 A pointy front slices through water. A flat front has to shove it.</w:t>
+      </w:r>
+    </w:p>
+    <w:p>
+      <w:pPr>
+        <w:numPr>
+          <w:ilvl w:val="0"/>
+          <w:numId w:val="1003"/>
+        </w:numPr>
+        <w:pStyle w:val="Compact"/>
+      </w:pPr>
+      <w:r>
+        <w:t xml:space="preserve">🚢 Real boats are shaped pointy for the same reason!</w:t>
+      </w:r>
+    </w:p>
+    <w:bookmarkEnd w:id="34"/>
+    <w:bookmarkStart w:id="35" w:name="X6763fabfd04f5c4a4d62b566a897dedd22150e7"/>
     <w:p>
       <w:pPr>
         <w:pStyle w:val="Heading2"/>
       </w:pPr>
       <w:r>
-        <w:t xml:space="preserve">🧠 Why It Works</w:t>
+        <w:t xml:space="preserve">🛟 Grown-Up Notes</w:t>
       </w:r>
     </w:p>
     <w:p>
@@ -501,7 +694,7 @@
         <w:pStyle w:val="Compact"/>
       </w:pPr>
       <w:r>
-        <w:t xml:space="preserve">💨 The water squirt</w:t>
+        <w:t xml:space="preserve">👀</w:t>
       </w:r>
       <w:r>
         <w:t xml:space="preserve"> </w:t>
@@ -511,13 +704,13 @@
           <w:bCs/>
           <w:b/>
         </w:rPr>
-        <w:t xml:space="preserve">pushes</w:t>
-      </w:r>
-      <w:r>
-        <w:t xml:space="preserve"> </w:t>
-      </w:r>
-      <w:r>
-        <w:t xml:space="preserve">the boat. Push one way → boat goes the other.</w:t>
+        <w:t xml:space="preserve">Stay close.</w:t>
+      </w:r>
+      <w:r>
+        <w:t xml:space="preserve"> </w:t>
+      </w:r>
+      <w:r>
+        <w:t xml:space="preserve">Little kids can drown in very shallow water. Empty the bin when you're done.</w:t>
       </w:r>
     </w:p>
     <w:p>
@@ -529,7 +722,7 @@
         <w:pStyle w:val="Compact"/>
       </w:pPr>
       <w:r>
-        <w:t xml:space="preserve">⛵ A sail is a bigger target, so it catches more push.</w:t>
+        <w:t xml:space="preserve">🧻 Indoors? Big towel underneath. Outside is easier.</w:t>
       </w:r>
     </w:p>
     <w:p>
@@ -541,29 +734,25 @@
         <w:pStyle w:val="Compact"/>
       </w:pPr>
       <w:r>
-        <w:t xml:space="preserve">🔺 A pointy front slices through water. A flat front has to shove it.</w:t>
-      </w:r>
-    </w:p>
-    <w:p>
-      <w:pPr>
-        <w:numPr>
-          <w:ilvl w:val="0"/>
-          <w:numId w:val="1004"/>
-        </w:numPr>
-        <w:pStyle w:val="Compact"/>
-      </w:pPr>
-      <w:r>
-        <w:t xml:space="preserve">🚢 Real boats are shaped pointy for the same reason!</w:t>
-      </w:r>
-    </w:p>
-    <w:bookmarkEnd w:id="31"/>
-    <w:bookmarkStart w:id="32" w:name="X6763fabfd04f5c4a4d62b566a897dedd22150e7"/>
+        <w:t xml:space="preserve">🥈 Foil edges can be a bit sharp — fold them over.</w:t>
+      </w:r>
+    </w:p>
+    <w:bookmarkEnd w:id="35"/>
+    <w:bookmarkStart w:id="36" w:name="X1e8c337912f0193a41fd873cd12ea5fd283b9ee"/>
     <w:p>
       <w:pPr>
         <w:pStyle w:val="Heading2"/>
       </w:pPr>
       <w:r>
-        <w:t xml:space="preserve">🛟 Grown-Up Notes</w:t>
+        <w:t xml:space="preserve">🧽 Cleanup</w:t>
+      </w:r>
+    </w:p>
+    <w:p>
+      <w:pPr>
+        <w:pStyle w:val="FirstParagraph"/>
+      </w:pPr>
+      <w:r>
+        <w:t xml:space="preserve">a few splashes</w:t>
       </w:r>
     </w:p>
     <w:p>
@@ -575,23 +764,7 @@
         <w:pStyle w:val="Compact"/>
       </w:pPr>
       <w:r>
-        <w:t xml:space="preserve">👀</w:t>
-      </w:r>
-      <w:r>
-        <w:t xml:space="preserve"> </w:t>
-      </w:r>
-      <w:r>
-        <w:rPr>
-          <w:bCs/>
-          <w:b/>
-        </w:rPr>
-        <w:t xml:space="preserve">Stay close.</w:t>
-      </w:r>
-      <w:r>
-        <w:t xml:space="preserve"> </w:t>
-      </w:r>
-      <w:r>
-        <w:t xml:space="preserve">Little kids can drown in very shallow water. Empty the bin when you're done.</w:t>
+        <w:t xml:space="preserve">☐ 🪴 Pour the water on plants or the grass</w:t>
       </w:r>
     </w:p>
     <w:p>
@@ -603,7 +776,7 @@
         <w:pStyle w:val="Compact"/>
       </w:pPr>
       <w:r>
-        <w:t xml:space="preserve">🧻 Indoors? Big towel underneath. Outside is easier.</w:t>
+        <w:t xml:space="preserve">☐ 🧻 Dry the bin and the floor</w:t>
       </w:r>
     </w:p>
     <w:p>
@@ -615,87 +788,23 @@
         <w:pStyle w:val="Compact"/>
       </w:pPr>
       <w:r>
-        <w:t xml:space="preserve">🥈 Foil edges can be a bit sharp — fold them over.</w:t>
-      </w:r>
-    </w:p>
-    <w:bookmarkEnd w:id="32"/>
-    <w:bookmarkStart w:id="33" w:name="X1e8c337912f0193a41fd873cd12ea5fd283b9ee"/>
-    <w:p>
-      <w:pPr>
-        <w:pStyle w:val="Heading2"/>
-      </w:pPr>
-      <w:r>
-        <w:t xml:space="preserve">🧽 Cleanup</w:t>
-      </w:r>
-    </w:p>
-    <w:p>
-      <w:pPr>
-        <w:pStyle w:val="FirstParagraph"/>
-      </w:pPr>
-      <w:r>
-        <w:rPr>
-          <w:bCs/>
-          <w:b/>
-        </w:rPr>
-        <w:t xml:space="preserve">$$</w:t>
-      </w:r>
-      <w:r>
-        <w:t xml:space="preserve"> </w:t>
-      </w:r>
-      <w:r>
-        <w:t xml:space="preserve">— a few splashes</w:t>
+        <w:t xml:space="preserve">☐ ♻️ Foil in recycling</w:t>
       </w:r>
     </w:p>
     <w:p>
       <w:pPr>
         <w:numPr>
           <w:ilvl w:val="0"/>
-          <w:numId w:val="1006"/>
+          <w:numId w:val="1005"/>
         </w:numPr>
         <w:pStyle w:val="Compact"/>
       </w:pPr>
       <w:r>
-        <w:t xml:space="preserve">☐ 🪴 Pour the water on plants or the grass</w:t>
-      </w:r>
-    </w:p>
-    <w:p>
-      <w:pPr>
-        <w:numPr>
-          <w:ilvl w:val="0"/>
-          <w:numId w:val="1006"/>
-        </w:numPr>
-        <w:pStyle w:val="Compact"/>
-      </w:pPr>
-      <w:r>
-        <w:t xml:space="preserve">☐ 🧻 Dry the bin and the floor</w:t>
-      </w:r>
-    </w:p>
-    <w:p>
-      <w:pPr>
-        <w:numPr>
-          <w:ilvl w:val="0"/>
-          <w:numId w:val="1006"/>
-        </w:numPr>
-        <w:pStyle w:val="Compact"/>
-      </w:pPr>
-      <w:r>
-        <w:t xml:space="preserve">☐ ♻️ Foil in recycling</w:t>
-      </w:r>
-    </w:p>
-    <w:p>
-      <w:pPr>
-        <w:numPr>
-          <w:ilvl w:val="0"/>
-          <w:numId w:val="1006"/>
-        </w:numPr>
-        <w:pStyle w:val="Compact"/>
-      </w:pPr>
-      <w:r>
         <w:t xml:space="preserve">☐ 🧺 Wet towels to the laundry</w:t>
       </w:r>
     </w:p>
-    <w:bookmarkEnd w:id="33"/>
-    <w:bookmarkStart w:id="35" w:name="X50cf555741e6e45190901c440e88d3230da7c1a"/>
+    <w:bookmarkEnd w:id="36"/>
+    <w:bookmarkStart w:id="38" w:name="X50cf555741e6e45190901c440e88d3230da7c1a"/>
     <w:p>
       <w:pPr>
         <w:pStyle w:val="Heading2"/>
@@ -705,7 +814,7 @@
         <w:t xml:space="preserve">🖨️ Printable</w:t>
       </w:r>
     </w:p>
-    <w:bookmarkStart w:id="34" w:name="X5911f5ef5fcbda1d515c0056cf22313a645dcb2"/>
+    <w:bookmarkStart w:id="37" w:name="X5911f5ef5fcbda1d515c0056cf22313a645dcb2"/>
     <w:p>
       <w:pPr>
         <w:pStyle w:val="Heading3"/>
@@ -995,9 +1104,9 @@
         <w:t xml:space="preserve">______________________</w:t>
       </w:r>
     </w:p>
-    <w:bookmarkEnd w:id="34"/>
-    <w:bookmarkEnd w:id="35"/>
-    <w:bookmarkEnd w:id="36"/>
+    <w:bookmarkEnd w:id="37"/>
+    <w:bookmarkEnd w:id="38"/>
+    <w:bookmarkEnd w:id="39"/>
     <w:sectPr>
       <w:pgSz w:h="16838" w:w="11906"/>
       <w:pgMar w:bottom="850" w:left="850" w:right="850" w:top="850"/>
@@ -1199,9 +1308,6 @@
     <w:abstractNumId w:val="991"/>
   </w:num>
   <w:num w:numId="1005">
-    <w:abstractNumId w:val="991"/>
-  </w:num>
-  <w:num w:numId="1006">
     <w:abstractNumId w:val="991"/>
   </w:num>
 </w:numbering>
